--- a/week 1/DSA/Exercise 3.docx
+++ b/week 1/DSA/Exercise 3.docx
@@ -19,6 +19,134 @@
         <w:t>Exercise 3: Sorting Customer Orders</w:t>
       </w:r>
     </w:p>
+    <w:p>
+      <w:pPr>
+        <w:rPr>
+          <w:b/>
+          <w:bCs/>
+        </w:rPr>
+      </w:pPr>
+      <w:r>
+        <w:rPr>
+          <w:b/>
+          <w:bCs/>
+        </w:rPr>
+        <w:t>Understanding Sorting Algorithms</w:t>
+      </w:r>
+    </w:p>
+    <w:p>
+      <w:pPr>
+        <w:numPr>
+          <w:ilvl w:val="0"/>
+          <w:numId w:val="1"/>
+        </w:numPr>
+      </w:pPr>
+      <w:r>
+        <w:t xml:space="preserve">Bubble Sort: Compares adjacent elements and swaps them. </w:t>
+      </w:r>
+    </w:p>
+    <w:p>
+      <w:pPr>
+        <w:numPr>
+          <w:ilvl w:val="0"/>
+          <w:numId w:val="1"/>
+        </w:numPr>
+      </w:pPr>
+      <w:r>
+        <w:t xml:space="preserve">Insertion Sort: Inserts elements into their correct position. </w:t>
+      </w:r>
+    </w:p>
+    <w:p>
+      <w:pPr>
+        <w:numPr>
+          <w:ilvl w:val="0"/>
+          <w:numId w:val="1"/>
+        </w:numPr>
+      </w:pPr>
+      <w:r>
+        <w:t xml:space="preserve">Quick Sort: Uses a pivot to divide and sort. </w:t>
+      </w:r>
+    </w:p>
+    <w:p>
+      <w:pPr>
+        <w:numPr>
+          <w:ilvl w:val="0"/>
+          <w:numId w:val="1"/>
+        </w:numPr>
+      </w:pPr>
+      <w:r>
+        <w:t xml:space="preserve">Merge Sort: Divides and merges sorted parts. </w:t>
+      </w:r>
+    </w:p>
+    <w:p>
+      <w:pPr>
+        <w:rPr>
+          <w:b/>
+          <w:bCs/>
+        </w:rPr>
+      </w:pPr>
+      <w:r>
+        <w:rPr>
+          <w:b/>
+          <w:bCs/>
+        </w:rPr>
+        <w:t>Analysis</w:t>
+      </w:r>
+    </w:p>
+    <w:p>
+      <w:pPr>
+        <w:numPr>
+          <w:ilvl w:val="0"/>
+          <w:numId w:val="2"/>
+        </w:numPr>
+      </w:pPr>
+      <w:r>
+        <w:t xml:space="preserve">Bubble Sort: </w:t>
+      </w:r>
+      <w:r>
+        <w:rPr>
+          <w:b/>
+          <w:bCs/>
+        </w:rPr>
+        <w:t>O(n²)</w:t>
+      </w:r>
+      <w:r>
+        <w:t xml:space="preserve"> </w:t>
+      </w:r>
+    </w:p>
+    <w:p>
+      <w:pPr>
+        <w:numPr>
+          <w:ilvl w:val="0"/>
+          <w:numId w:val="2"/>
+        </w:numPr>
+      </w:pPr>
+      <w:r>
+        <w:t xml:space="preserve">Quick Sort: </w:t>
+      </w:r>
+      <w:r>
+        <w:rPr>
+          <w:b/>
+          <w:bCs/>
+        </w:rPr>
+        <w:t>O(n log n)</w:t>
+      </w:r>
+      <w:r>
+        <w:t xml:space="preserve"> (average) </w:t>
+      </w:r>
+    </w:p>
+    <w:p>
+      <w:r>
+        <w:rPr>
+          <w:b/>
+          <w:bCs/>
+        </w:rPr>
+        <w:t>Conclusion:</w:t>
+      </w:r>
+      <w:r>
+        <w:t xml:space="preserve"> Quick Sort is preferred because it is faster.</w:t>
+      </w:r>
+    </w:p>
     <w:p/>
     <w:p/>
     <w:p>
@@ -28,17 +156,41 @@
     </w:p>
     <w:p>
       <w:r>
-        <w:t>    int orderId;</w:t>
-      </w:r>
-    </w:p>
-    <w:p>
-      <w:r>
-        <w:t>    String customerName;</w:t>
-      </w:r>
-    </w:p>
-    <w:p>
-      <w:r>
-        <w:t>    double totalPrice;</w:t>
+        <w:t xml:space="preserve">    int </w:t>
+      </w:r>
+      <w:proofErr w:type="spellStart"/>
+      <w:r>
+        <w:t>orderId</w:t>
+      </w:r>
+      <w:proofErr w:type="spellEnd"/>
+      <w:r>
+        <w:t>;</w:t>
+      </w:r>
+    </w:p>
+    <w:p>
+      <w:r>
+        <w:t xml:space="preserve">    String </w:t>
+      </w:r>
+      <w:proofErr w:type="spellStart"/>
+      <w:r>
+        <w:t>customerName</w:t>
+      </w:r>
+      <w:proofErr w:type="spellEnd"/>
+      <w:r>
+        <w:t>;</w:t>
+      </w:r>
+    </w:p>
+    <w:p>
+      <w:r>
+        <w:t xml:space="preserve">    double </w:t>
+      </w:r>
+      <w:proofErr w:type="spellStart"/>
+      <w:r>
+        <w:t>totalPrice</w:t>
+      </w:r>
+      <w:proofErr w:type="spellEnd"/>
+      <w:r>
+        <w:t>;</w:t>
       </w:r>
     </w:p>
     <w:p/>
@@ -49,17 +201,41 @@
     </w:p>
     <w:p>
       <w:r>
-        <w:t>        orderId = id;</w:t>
-      </w:r>
-    </w:p>
-    <w:p>
-      <w:r>
-        <w:t>        customerName = name;</w:t>
-      </w:r>
-    </w:p>
-    <w:p>
-      <w:r>
-        <w:t>        totalPrice = price;</w:t>
+        <w:t xml:space="preserve">        </w:t>
+      </w:r>
+      <w:proofErr w:type="spellStart"/>
+      <w:r>
+        <w:t>orderId</w:t>
+      </w:r>
+      <w:proofErr w:type="spellEnd"/>
+      <w:r>
+        <w:t xml:space="preserve"> = id;</w:t>
+      </w:r>
+    </w:p>
+    <w:p>
+      <w:r>
+        <w:t xml:space="preserve">        </w:t>
+      </w:r>
+      <w:proofErr w:type="spellStart"/>
+      <w:r>
+        <w:t>customerName</w:t>
+      </w:r>
+      <w:proofErr w:type="spellEnd"/>
+      <w:r>
+        <w:t xml:space="preserve"> = name;</w:t>
+      </w:r>
+    </w:p>
+    <w:p>
+      <w:r>
+        <w:t xml:space="preserve">        </w:t>
+      </w:r>
+      <w:proofErr w:type="spellStart"/>
+      <w:r>
+        <w:t>totalPrice</w:t>
+      </w:r>
+      <w:proofErr w:type="spellEnd"/>
+      <w:r>
+        <w:t xml:space="preserve"> = price;</w:t>
       </w:r>
     </w:p>
     <w:p>
@@ -81,37 +257,174 @@
     <w:p/>
     <w:p>
       <w:r>
-        <w:t>    static void bubbleSort(Order[] arr) {</w:t>
-      </w:r>
-    </w:p>
-    <w:p>
-      <w:r>
-        <w:t>        for (int i = 0; i &lt; arr.length - 1; i++) {</w:t>
-      </w:r>
-    </w:p>
-    <w:p>
-      <w:r>
-        <w:t>            for (int j = 0; j &lt; arr.length - 1 - i; j++) {</w:t>
-      </w:r>
-    </w:p>
-    <w:p>
-      <w:r>
-        <w:t>                if (arr[j].totalPrice &gt; arr[j + 1].totalPrice) {</w:t>
-      </w:r>
-    </w:p>
-    <w:p>
-      <w:r>
-        <w:t>                    Order temp = arr[j];</w:t>
-      </w:r>
-    </w:p>
-    <w:p>
-      <w:r>
-        <w:t>                    arr[j] = arr[j + 1];</w:t>
-      </w:r>
-    </w:p>
-    <w:p>
-      <w:r>
-        <w:t>                    arr[j + 1] = temp;</w:t>
+        <w:t xml:space="preserve">    static void </w:t>
+      </w:r>
+      <w:proofErr w:type="spellStart"/>
+      <w:r>
+        <w:t>bubbleSort</w:t>
+      </w:r>
+      <w:proofErr w:type="spellEnd"/>
+      <w:r>
+        <w:t xml:space="preserve">(Order[] </w:t>
+      </w:r>
+      <w:proofErr w:type="spellStart"/>
+      <w:r>
+        <w:t>arr</w:t>
+      </w:r>
+      <w:proofErr w:type="spellEnd"/>
+      <w:r>
+        <w:t>) {</w:t>
+      </w:r>
+    </w:p>
+    <w:p>
+      <w:r>
+        <w:t xml:space="preserve">        for (int </w:t>
+      </w:r>
+      <w:proofErr w:type="spellStart"/>
+      <w:r>
+        <w:t>i</w:t>
+      </w:r>
+      <w:proofErr w:type="spellEnd"/>
+      <w:r>
+        <w:t xml:space="preserve"> = 0; </w:t>
+      </w:r>
+      <w:proofErr w:type="spellStart"/>
+      <w:r>
+        <w:t>i</w:t>
+      </w:r>
+      <w:proofErr w:type="spellEnd"/>
+      <w:r>
+        <w:t xml:space="preserve"> &lt; </w:t>
+      </w:r>
+      <w:proofErr w:type="spellStart"/>
+      <w:r>
+        <w:t>arr.length</w:t>
+      </w:r>
+      <w:proofErr w:type="spellEnd"/>
+      <w:r>
+        <w:t xml:space="preserve"> - 1; </w:t>
+      </w:r>
+      <w:proofErr w:type="spellStart"/>
+      <w:r>
+        <w:t>i</w:t>
+      </w:r>
+      <w:proofErr w:type="spellEnd"/>
+      <w:r>
+        <w:t>++) {</w:t>
+      </w:r>
+    </w:p>
+    <w:p>
+      <w:r>
+        <w:lastRenderedPageBreak/>
+        <w:t xml:space="preserve">            for (int j = 0; j &lt; </w:t>
+      </w:r>
+      <w:proofErr w:type="spellStart"/>
+      <w:r>
+        <w:t>arr.length</w:t>
+      </w:r>
+      <w:proofErr w:type="spellEnd"/>
+      <w:r>
+        <w:t xml:space="preserve"> - 1 - </w:t>
+      </w:r>
+      <w:proofErr w:type="spellStart"/>
+      <w:r>
+        <w:t>i</w:t>
+      </w:r>
+      <w:proofErr w:type="spellEnd"/>
+      <w:r>
+        <w:t xml:space="preserve">; </w:t>
+      </w:r>
+      <w:proofErr w:type="spellStart"/>
+      <w:r>
+        <w:t>j++</w:t>
+      </w:r>
+      <w:proofErr w:type="spellEnd"/>
+      <w:r>
+        <w:t>) {</w:t>
+      </w:r>
+    </w:p>
+    <w:p>
+      <w:r>
+        <w:t>                if (</w:t>
+      </w:r>
+      <w:proofErr w:type="spellStart"/>
+      <w:r>
+        <w:t>arr</w:t>
+      </w:r>
+      <w:proofErr w:type="spellEnd"/>
+      <w:r>
+        <w:t>[j].</w:t>
+      </w:r>
+      <w:proofErr w:type="spellStart"/>
+      <w:r>
+        <w:t>totalPrice</w:t>
+      </w:r>
+      <w:proofErr w:type="spellEnd"/>
+      <w:r>
+        <w:t xml:space="preserve"> &gt; </w:t>
+      </w:r>
+      <w:proofErr w:type="spellStart"/>
+      <w:r>
+        <w:t>arr</w:t>
+      </w:r>
+      <w:proofErr w:type="spellEnd"/>
+      <w:r>
+        <w:t>[j + 1].</w:t>
+      </w:r>
+      <w:proofErr w:type="spellStart"/>
+      <w:r>
+        <w:t>totalPrice</w:t>
+      </w:r>
+      <w:proofErr w:type="spellEnd"/>
+      <w:r>
+        <w:t>) {</w:t>
+      </w:r>
+    </w:p>
+    <w:p>
+      <w:r>
+        <w:t xml:space="preserve">                    Order temp = </w:t>
+      </w:r>
+      <w:proofErr w:type="spellStart"/>
+      <w:r>
+        <w:t>arr</w:t>
+      </w:r>
+      <w:proofErr w:type="spellEnd"/>
+      <w:r>
+        <w:t>[j];</w:t>
+      </w:r>
+    </w:p>
+    <w:p>
+      <w:r>
+        <w:t xml:space="preserve">                    </w:t>
+      </w:r>
+      <w:proofErr w:type="spellStart"/>
+      <w:r>
+        <w:t>arr</w:t>
+      </w:r>
+      <w:proofErr w:type="spellEnd"/>
+      <w:r>
+        <w:t xml:space="preserve">[j] = </w:t>
+      </w:r>
+      <w:proofErr w:type="spellStart"/>
+      <w:r>
+        <w:t>arr</w:t>
+      </w:r>
+      <w:proofErr w:type="spellEnd"/>
+      <w:r>
+        <w:t>[j + 1];</w:t>
+      </w:r>
+    </w:p>
+    <w:p>
+      <w:r>
+        <w:t xml:space="preserve">                    </w:t>
+      </w:r>
+      <w:proofErr w:type="spellStart"/>
+      <w:r>
+        <w:t>arr</w:t>
+      </w:r>
+      <w:proofErr w:type="spellEnd"/>
+      <w:r>
+        <w:t>[j + 1] = temp;</w:t>
       </w:r>
     </w:p>
     <w:p>
@@ -137,7 +450,23 @@
     <w:p/>
     <w:p>
       <w:r>
-        <w:t>    static void quickSort(Order[] arr, int low, int high) {</w:t>
+        <w:t xml:space="preserve">    static void </w:t>
+      </w:r>
+      <w:proofErr w:type="spellStart"/>
+      <w:r>
+        <w:t>quickSort</w:t>
+      </w:r>
+      <w:proofErr w:type="spellEnd"/>
+      <w:r>
+        <w:t xml:space="preserve">(Order[] </w:t>
+      </w:r>
+      <w:proofErr w:type="spellStart"/>
+      <w:r>
+        <w:t>arr</w:t>
+      </w:r>
+      <w:proofErr w:type="spellEnd"/>
+      <w:r>
+        <w:t>, int low, int high) {</w:t>
       </w:r>
     </w:p>
     <w:p>
@@ -147,17 +476,57 @@
     </w:p>
     <w:p>
       <w:r>
-        <w:t>            int pi = partition(arr, low, high);</w:t>
-      </w:r>
-    </w:p>
-    <w:p>
-      <w:r>
-        <w:t>            quickSort(arr, low, pi - 1);</w:t>
-      </w:r>
-    </w:p>
-    <w:p>
-      <w:r>
-        <w:t>            quickSort(arr, pi + 1, high);</w:t>
+        <w:t>            int pi = partition(</w:t>
+      </w:r>
+      <w:proofErr w:type="spellStart"/>
+      <w:r>
+        <w:t>arr</w:t>
+      </w:r>
+      <w:proofErr w:type="spellEnd"/>
+      <w:r>
+        <w:t>, low, high);</w:t>
+      </w:r>
+    </w:p>
+    <w:p>
+      <w:r>
+        <w:t xml:space="preserve">            </w:t>
+      </w:r>
+      <w:proofErr w:type="spellStart"/>
+      <w:r>
+        <w:t>quickSort</w:t>
+      </w:r>
+      <w:proofErr w:type="spellEnd"/>
+      <w:r>
+        <w:t>(</w:t>
+      </w:r>
+      <w:proofErr w:type="spellStart"/>
+      <w:r>
+        <w:t>arr</w:t>
+      </w:r>
+      <w:proofErr w:type="spellEnd"/>
+      <w:r>
+        <w:t>, low, pi - 1);</w:t>
+      </w:r>
+    </w:p>
+    <w:p>
+      <w:r>
+        <w:t xml:space="preserve">            </w:t>
+      </w:r>
+      <w:proofErr w:type="spellStart"/>
+      <w:r>
+        <w:t>quickSort</w:t>
+      </w:r>
+      <w:proofErr w:type="spellEnd"/>
+      <w:r>
+        <w:t>(</w:t>
+      </w:r>
+      <w:proofErr w:type="spellStart"/>
+      <w:r>
+        <w:t>arr</w:t>
+      </w:r>
+      <w:proofErr w:type="spellEnd"/>
+      <w:r>
+        <w:t>, pi + 1, high);</w:t>
       </w:r>
     </w:p>
     <w:p>
@@ -173,52 +542,165 @@
     <w:p/>
     <w:p>
       <w:r>
-        <w:t>    static int partition(Order[] arr, int low, int high) {</w:t>
-      </w:r>
-    </w:p>
-    <w:p>
-      <w:r>
-        <w:t>        double pivot = arr[high].totalPrice;</w:t>
-      </w:r>
-    </w:p>
-    <w:p>
-      <w:r>
-        <w:t>        int i = low - 1;</w:t>
+        <w:t xml:space="preserve">    static int partition(Order[] </w:t>
+      </w:r>
+      <w:proofErr w:type="spellStart"/>
+      <w:r>
+        <w:t>arr</w:t>
+      </w:r>
+      <w:proofErr w:type="spellEnd"/>
+      <w:r>
+        <w:t>, int low, int high) {</w:t>
+      </w:r>
+    </w:p>
+    <w:p>
+      <w:r>
+        <w:t xml:space="preserve">        double pivot = </w:t>
+      </w:r>
+      <w:proofErr w:type="spellStart"/>
+      <w:r>
+        <w:t>arr</w:t>
+      </w:r>
+      <w:proofErr w:type="spellEnd"/>
+      <w:r>
+        <w:t>[high].</w:t>
+      </w:r>
+      <w:proofErr w:type="spellStart"/>
+      <w:r>
+        <w:t>totalPrice</w:t>
+      </w:r>
+      <w:proofErr w:type="spellEnd"/>
+      <w:r>
+        <w:t>;</w:t>
+      </w:r>
+    </w:p>
+    <w:p>
+      <w:r>
+        <w:t xml:space="preserve">        int </w:t>
+      </w:r>
+      <w:proofErr w:type="spellStart"/>
+      <w:r>
+        <w:t>i</w:t>
+      </w:r>
+      <w:proofErr w:type="spellEnd"/>
+      <w:r>
+        <w:t xml:space="preserve"> = low - 1;</w:t>
       </w:r>
     </w:p>
     <w:p/>
     <w:p>
       <w:r>
-        <w:t>        for (int j = low; j &lt; high; j++) {</w:t>
-      </w:r>
-    </w:p>
-    <w:p>
-      <w:r>
-        <w:t>            if (arr[j].totalPrice &lt; pivot) {</w:t>
-      </w:r>
-    </w:p>
-    <w:p>
-      <w:r>
-        <w:t>                i++;</w:t>
-      </w:r>
-    </w:p>
-    <w:p>
-      <w:r>
-        <w:t>                Order temp = arr[i];</w:t>
-      </w:r>
-    </w:p>
-    <w:p>
-      <w:r>
-        <w:t>                arr[i] = arr[j];</w:t>
-      </w:r>
-    </w:p>
-    <w:p>
-      <w:r>
-        <w:t>                arr[j] = temp;</w:t>
-      </w:r>
-    </w:p>
-    <w:p>
-      <w:r>
+        <w:t xml:space="preserve">        for (int j = low; j &lt; high; </w:t>
+      </w:r>
+      <w:proofErr w:type="spellStart"/>
+      <w:r>
+        <w:t>j++</w:t>
+      </w:r>
+      <w:proofErr w:type="spellEnd"/>
+      <w:r>
+        <w:t>) {</w:t>
+      </w:r>
+    </w:p>
+    <w:p>
+      <w:r>
+        <w:t>            if (</w:t>
+      </w:r>
+      <w:proofErr w:type="spellStart"/>
+      <w:r>
+        <w:t>arr</w:t>
+      </w:r>
+      <w:proofErr w:type="spellEnd"/>
+      <w:r>
+        <w:t>[j].</w:t>
+      </w:r>
+      <w:proofErr w:type="spellStart"/>
+      <w:r>
+        <w:t>totalPrice</w:t>
+      </w:r>
+      <w:proofErr w:type="spellEnd"/>
+      <w:r>
+        <w:t xml:space="preserve"> &lt; pivot) {</w:t>
+      </w:r>
+    </w:p>
+    <w:p>
+      <w:r>
+        <w:t xml:space="preserve">                </w:t>
+      </w:r>
+      <w:proofErr w:type="spellStart"/>
+      <w:r>
+        <w:t>i</w:t>
+      </w:r>
+      <w:proofErr w:type="spellEnd"/>
+      <w:r>
+        <w:t>++;</w:t>
+      </w:r>
+    </w:p>
+    <w:p>
+      <w:r>
+        <w:t xml:space="preserve">                Order temp = </w:t>
+      </w:r>
+      <w:proofErr w:type="spellStart"/>
+      <w:r>
+        <w:t>arr</w:t>
+      </w:r>
+      <w:proofErr w:type="spellEnd"/>
+      <w:r>
+        <w:t>[</w:t>
+      </w:r>
+      <w:proofErr w:type="spellStart"/>
+      <w:r>
+        <w:t>i</w:t>
+      </w:r>
+      <w:proofErr w:type="spellEnd"/>
+      <w:r>
+        <w:t>];</w:t>
+      </w:r>
+    </w:p>
+    <w:p>
+      <w:r>
+        <w:t xml:space="preserve">                </w:t>
+      </w:r>
+      <w:proofErr w:type="spellStart"/>
+      <w:r>
+        <w:t>arr</w:t>
+      </w:r>
+      <w:proofErr w:type="spellEnd"/>
+      <w:r>
+        <w:t>[</w:t>
+      </w:r>
+      <w:proofErr w:type="spellStart"/>
+      <w:r>
+        <w:t>i</w:t>
+      </w:r>
+      <w:proofErr w:type="spellEnd"/>
+      <w:r>
+        <w:t xml:space="preserve">] = </w:t>
+      </w:r>
+      <w:proofErr w:type="spellStart"/>
+      <w:r>
+        <w:t>arr</w:t>
+      </w:r>
+      <w:proofErr w:type="spellEnd"/>
+      <w:r>
+        <w:t>[j];</w:t>
+      </w:r>
+    </w:p>
+    <w:p>
+      <w:r>
+        <w:t xml:space="preserve">                </w:t>
+      </w:r>
+      <w:proofErr w:type="spellStart"/>
+      <w:r>
+        <w:t>arr</w:t>
+      </w:r>
+      <w:proofErr w:type="spellEnd"/>
+      <w:r>
+        <w:t>[j] = temp;</w:t>
+      </w:r>
+    </w:p>
+    <w:p>
+      <w:r>
+        <w:lastRenderedPageBreak/>
         <w:t>            }</w:t>
       </w:r>
     </w:p>
@@ -230,23 +712,79 @@
     <w:p/>
     <w:p>
       <w:r>
-        <w:t>        Order temp = arr[i + 1];</w:t>
-      </w:r>
-    </w:p>
-    <w:p>
-      <w:r>
-        <w:t>        arr[i + 1] = arr[high];</w:t>
-      </w:r>
-    </w:p>
-    <w:p>
-      <w:r>
-        <w:t>        arr[high] = temp;</w:t>
+        <w:t xml:space="preserve">        Order temp = </w:t>
+      </w:r>
+      <w:proofErr w:type="spellStart"/>
+      <w:r>
+        <w:t>arr</w:t>
+      </w:r>
+      <w:proofErr w:type="spellEnd"/>
+      <w:r>
+        <w:t>[</w:t>
+      </w:r>
+      <w:proofErr w:type="spellStart"/>
+      <w:r>
+        <w:t>i</w:t>
+      </w:r>
+      <w:proofErr w:type="spellEnd"/>
+      <w:r>
+        <w:t xml:space="preserve"> + 1];</w:t>
+      </w:r>
+    </w:p>
+    <w:p>
+      <w:r>
+        <w:t xml:space="preserve">        </w:t>
+      </w:r>
+      <w:proofErr w:type="spellStart"/>
+      <w:r>
+        <w:t>arr</w:t>
+      </w:r>
+      <w:proofErr w:type="spellEnd"/>
+      <w:r>
+        <w:t>[</w:t>
+      </w:r>
+      <w:proofErr w:type="spellStart"/>
+      <w:r>
+        <w:t>i</w:t>
+      </w:r>
+      <w:proofErr w:type="spellEnd"/>
+      <w:r>
+        <w:t xml:space="preserve"> + 1] = </w:t>
+      </w:r>
+      <w:proofErr w:type="spellStart"/>
+      <w:r>
+        <w:t>arr</w:t>
+      </w:r>
+      <w:proofErr w:type="spellEnd"/>
+      <w:r>
+        <w:t>[high];</w:t>
+      </w:r>
+    </w:p>
+    <w:p>
+      <w:r>
+        <w:t xml:space="preserve">        </w:t>
+      </w:r>
+      <w:proofErr w:type="spellStart"/>
+      <w:r>
+        <w:t>arr</w:t>
+      </w:r>
+      <w:proofErr w:type="spellEnd"/>
+      <w:r>
+        <w:t>[high] = temp;</w:t>
       </w:r>
     </w:p>
     <w:p/>
     <w:p>
       <w:r>
-        <w:t>        return i + 1;</w:t>
+        <w:t xml:space="preserve">        return </w:t>
+      </w:r>
+      <w:proofErr w:type="spellStart"/>
+      <w:r>
+        <w:t>i</w:t>
+      </w:r>
+      <w:proofErr w:type="spellEnd"/>
+      <w:r>
+        <w:t xml:space="preserve"> + 1;</w:t>
       </w:r>
     </w:p>
     <w:p>
@@ -257,12 +795,28 @@
     <w:p/>
     <w:p>
       <w:r>
-        <w:t>    public static void main(String[] args) {</w:t>
-      </w:r>
-    </w:p>
-    <w:p>
-      <w:r>
-        <w:t>        Order[] arr = {</w:t>
+        <w:t xml:space="preserve">    public static void main(String[] </w:t>
+      </w:r>
+      <w:proofErr w:type="spellStart"/>
+      <w:r>
+        <w:t>args</w:t>
+      </w:r>
+      <w:proofErr w:type="spellEnd"/>
+      <w:r>
+        <w:t>) {</w:t>
+      </w:r>
+    </w:p>
+    <w:p>
+      <w:r>
+        <w:t xml:space="preserve">        Order[] </w:t>
+      </w:r>
+      <w:proofErr w:type="spellStart"/>
+      <w:r>
+        <w:t>arr</w:t>
+      </w:r>
+      <w:proofErr w:type="spellEnd"/>
+      <w:r>
+        <w:t xml:space="preserve"> = {</w:t>
       </w:r>
     </w:p>
     <w:p>
@@ -288,18 +842,58 @@
     <w:p/>
     <w:p>
       <w:r>
-        <w:t>        bubbleSort(arr);</w:t>
+        <w:t xml:space="preserve">        </w:t>
+      </w:r>
+      <w:proofErr w:type="spellStart"/>
+      <w:r>
+        <w:t>bubbleSort</w:t>
+      </w:r>
+      <w:proofErr w:type="spellEnd"/>
+      <w:r>
+        <w:t>(</w:t>
+      </w:r>
+      <w:proofErr w:type="spellStart"/>
+      <w:r>
+        <w:t>arr</w:t>
+      </w:r>
+      <w:proofErr w:type="spellEnd"/>
+      <w:r>
+        <w:t>);</w:t>
       </w:r>
     </w:p>
     <w:p/>
     <w:p>
       <w:r>
-        <w:t>        for (Order o : arr) {</w:t>
-      </w:r>
-    </w:p>
-    <w:p>
-      <w:r>
-        <w:t>            System.out.println(o.totalPrice);</w:t>
+        <w:t xml:space="preserve">        for (Order o : </w:t>
+      </w:r>
+      <w:proofErr w:type="spellStart"/>
+      <w:r>
+        <w:t>arr</w:t>
+      </w:r>
+      <w:proofErr w:type="spellEnd"/>
+      <w:r>
+        <w:t>) {</w:t>
+      </w:r>
+    </w:p>
+    <w:p>
+      <w:r>
+        <w:t xml:space="preserve">            </w:t>
+      </w:r>
+      <w:proofErr w:type="spellStart"/>
+      <w:r>
+        <w:t>System.out.println</w:t>
+      </w:r>
+      <w:proofErr w:type="spellEnd"/>
+      <w:r>
+        <w:t>(</w:t>
+      </w:r>
+      <w:proofErr w:type="spellStart"/>
+      <w:r>
+        <w:t>o.totalPrice</w:t>
+      </w:r>
+      <w:proofErr w:type="spellEnd"/>
+      <w:r>
+        <w:t>);</w:t>
       </w:r>
     </w:p>
     <w:p>
@@ -314,6 +908,7 @@
     </w:p>
     <w:p>
       <w:r>
+        <w:lastRenderedPageBreak/>
         <w:t>}</w:t>
       </w:r>
       <w:r>
@@ -323,6 +918,9 @@
         <w:br/>
       </w:r>
       <w:r>
+        <w:rPr>
+          <w:noProof/>
+        </w:rPr>
         <w:drawing>
           <wp:inline distT="0" distB="0" distL="0" distR="0" wp14:anchorId="5B070533" wp14:editId="26856695">
             <wp:extent cx="5731510" cy="3411855"/>
@@ -339,7 +937,7 @@
                     <pic:cNvPicPr/>
                   </pic:nvPicPr>
                   <pic:blipFill>
-                    <a:blip r:embed="rId4"/>
+                    <a:blip r:embed="rId5"/>
                     <a:stretch>
                       <a:fillRect/>
                     </a:stretch>
@@ -368,6 +966,315 @@
     </w:sectPr>
   </w:body>
 </w:document>
+</file>
+
+<file path=word/numbering.xml><?xml version="1.0" encoding="utf-8"?>
+<w:numbering xmlns:wpc="http://schemas.microsoft.com/office/word/2010/wordprocessingCanvas" xmlns:cx="http://schemas.microsoft.com/office/drawing/2014/chartex" xmlns:cx1="http://schemas.microsoft.com/office/drawing/2015/9/8/chartex" xmlns:cx2="http://schemas.microsoft.com/office/drawing/2015/10/21/chartex" xmlns:cx3="http://schemas.microsoft.com/office/drawing/2016/5/9/chartex" xmlns:cx4="http://schemas.microsoft.com/office/drawing/2016/5/10/chartex" xmlns:cx5="http://schemas.microsoft.com/office/drawing/2016/5/11/chartex" xmlns:cx6="http://schemas.microsoft.com/office/drawing/2016/5/12/chartex" xmlns:cx7="http://schemas.microsoft.com/office/drawing/2016/5/13/chartex" xmlns:cx8="http://schemas.microsoft.com/office/drawing/2016/5/14/chartex" xmlns:mc="http://schemas.openxmlformats.org/markup-compatibility/2006" xmlns:aink="http://schemas.microsoft.com/office/drawing/2016/ink" xmlns:am3d="http://schemas.microsoft.com/office/drawing/2017/model3d" xmlns:o="urn:schemas-microsoft-com:office:office" xmlns:oel="http://schemas.microsoft.com/office/2019/extlst" xmlns:r="http://schemas.openxmlformats.org/officeDocument/2006/relationships" xmlns:m="http://schemas.openxmlformats.org/officeDocument/2006/math" xmlns:v="urn:schemas-microsoft-com:vml" xmlns:wp14="http://schemas.microsoft.com/office/word/2010/wordprocessingDrawing" xmlns:wp="http://schemas.openxmlformats.org/drawingml/2006/wordprocessingDrawing" xmlns:w10="urn:schemas-microsoft-com:office:word" xmlns:w="http://schemas.openxmlformats.org/wordprocessingml/2006/main" xmlns:w14="http://schemas.microsoft.com/office/word/2010/wordml" xmlns:w15="http://schemas.microsoft.com/office/word/2012/wordml" xmlns:w16cex="http://schemas.microsoft.com/office/word/2018/wordml/cex" xmlns:w16cid="http://schemas.microsoft.com/office/word/2016/wordml/cid" xmlns:w16="http://schemas.microsoft.com/office/word/2018/wordml" xmlns:w16du="http://schemas.microsoft.com/office/word/2023/wordml/word16du" xmlns:w16sdtdh="http://schemas.microsoft.com/office/word/2020/wordml/sdtdatahash" xmlns:w16sdtfl="http://schemas.microsoft.com/office/word/2024/wordml/sdtformatlock" xmlns:w16se="http://schemas.microsoft.com/office/word/2015/wordml/symex" xmlns:wpg="http://schemas.microsoft.com/office/word/2010/wordprocessingGroup" xmlns:wpi="http://schemas.microsoft.com/office/word/2010/wordprocessingInk" xmlns:wne="http://schemas.microsoft.com/office/word/2006/wordml" xmlns:wps="http://schemas.microsoft.com/office/word/2010/wordprocessingShape" mc:Ignorable="w14 w15 w16se w16cid w16 w16cex w16sdtdh w16sdtfl w16du wp14">
+  <w:abstractNum w:abstractNumId="0" w15:restartNumberingAfterBreak="0">
+    <w:nsid w:val="16D50F10"/>
+    <w:multiLevelType w:val="multilevel"/>
+    <w:tmpl w:val="32ECD1EE"/>
+    <w:lvl w:ilvl="0">
+      <w:start w:val="1"/>
+      <w:numFmt w:val="bullet"/>
+      <w:lvlText w:val=""/>
+      <w:lvlJc w:val="left"/>
+      <w:pPr>
+        <w:tabs>
+          <w:tab w:val="num" w:pos="720"/>
+        </w:tabs>
+        <w:ind w:left="720" w:hanging="360"/>
+      </w:pPr>
+      <w:rPr>
+        <w:rFonts w:ascii="Symbol" w:hAnsi="Symbol" w:hint="default"/>
+        <w:sz w:val="20"/>
+      </w:rPr>
+    </w:lvl>
+    <w:lvl w:ilvl="1" w:tentative="1">
+      <w:start w:val="1"/>
+      <w:numFmt w:val="bullet"/>
+      <w:lvlText w:val="o"/>
+      <w:lvlJc w:val="left"/>
+      <w:pPr>
+        <w:tabs>
+          <w:tab w:val="num" w:pos="1440"/>
+        </w:tabs>
+        <w:ind w:left="1440" w:hanging="360"/>
+      </w:pPr>
+      <w:rPr>
+        <w:rFonts w:ascii="Courier New" w:hAnsi="Courier New" w:hint="default"/>
+        <w:sz w:val="20"/>
+      </w:rPr>
+    </w:lvl>
+    <w:lvl w:ilvl="2" w:tentative="1">
+      <w:start w:val="1"/>
+      <w:numFmt w:val="bullet"/>
+      <w:lvlText w:val=""/>
+      <w:lvlJc w:val="left"/>
+      <w:pPr>
+        <w:tabs>
+          <w:tab w:val="num" w:pos="2160"/>
+        </w:tabs>
+        <w:ind w:left="2160" w:hanging="360"/>
+      </w:pPr>
+      <w:rPr>
+        <w:rFonts w:ascii="Wingdings" w:hAnsi="Wingdings" w:hint="default"/>
+        <w:sz w:val="20"/>
+      </w:rPr>
+    </w:lvl>
+    <w:lvl w:ilvl="3" w:tentative="1">
+      <w:start w:val="1"/>
+      <w:numFmt w:val="bullet"/>
+      <w:lvlText w:val=""/>
+      <w:lvlJc w:val="left"/>
+      <w:pPr>
+        <w:tabs>
+          <w:tab w:val="num" w:pos="2880"/>
+        </w:tabs>
+        <w:ind w:left="2880" w:hanging="360"/>
+      </w:pPr>
+      <w:rPr>
+        <w:rFonts w:ascii="Wingdings" w:hAnsi="Wingdings" w:hint="default"/>
+        <w:sz w:val="20"/>
+      </w:rPr>
+    </w:lvl>
+    <w:lvl w:ilvl="4" w:tentative="1">
+      <w:start w:val="1"/>
+      <w:numFmt w:val="bullet"/>
+      <w:lvlText w:val=""/>
+      <w:lvlJc w:val="left"/>
+      <w:pPr>
+        <w:tabs>
+          <w:tab w:val="num" w:pos="3600"/>
+        </w:tabs>
+        <w:ind w:left="3600" w:hanging="360"/>
+      </w:pPr>
+      <w:rPr>
+        <w:rFonts w:ascii="Wingdings" w:hAnsi="Wingdings" w:hint="default"/>
+        <w:sz w:val="20"/>
+      </w:rPr>
+    </w:lvl>
+    <w:lvl w:ilvl="5" w:tentative="1">
+      <w:start w:val="1"/>
+      <w:numFmt w:val="bullet"/>
+      <w:lvlText w:val=""/>
+      <w:lvlJc w:val="left"/>
+      <w:pPr>
+        <w:tabs>
+          <w:tab w:val="num" w:pos="4320"/>
+        </w:tabs>
+        <w:ind w:left="4320" w:hanging="360"/>
+      </w:pPr>
+      <w:rPr>
+        <w:rFonts w:ascii="Wingdings" w:hAnsi="Wingdings" w:hint="default"/>
+        <w:sz w:val="20"/>
+      </w:rPr>
+    </w:lvl>
+    <w:lvl w:ilvl="6" w:tentative="1">
+      <w:start w:val="1"/>
+      <w:numFmt w:val="bullet"/>
+      <w:lvlText w:val=""/>
+      <w:lvlJc w:val="left"/>
+      <w:pPr>
+        <w:tabs>
+          <w:tab w:val="num" w:pos="5040"/>
+        </w:tabs>
+        <w:ind w:left="5040" w:hanging="360"/>
+      </w:pPr>
+      <w:rPr>
+        <w:rFonts w:ascii="Wingdings" w:hAnsi="Wingdings" w:hint="default"/>
+        <w:sz w:val="20"/>
+      </w:rPr>
+    </w:lvl>
+    <w:lvl w:ilvl="7" w:tentative="1">
+      <w:start w:val="1"/>
+      <w:numFmt w:val="bullet"/>
+      <w:lvlText w:val=""/>
+      <w:lvlJc w:val="left"/>
+      <w:pPr>
+        <w:tabs>
+          <w:tab w:val="num" w:pos="5760"/>
+        </w:tabs>
+        <w:ind w:left="5760" w:hanging="360"/>
+      </w:pPr>
+      <w:rPr>
+        <w:rFonts w:ascii="Wingdings" w:hAnsi="Wingdings" w:hint="default"/>
+        <w:sz w:val="20"/>
+      </w:rPr>
+    </w:lvl>
+    <w:lvl w:ilvl="8" w:tentative="1">
+      <w:start w:val="1"/>
+      <w:numFmt w:val="bullet"/>
+      <w:lvlText w:val=""/>
+      <w:lvlJc w:val="left"/>
+      <w:pPr>
+        <w:tabs>
+          <w:tab w:val="num" w:pos="6480"/>
+        </w:tabs>
+        <w:ind w:left="6480" w:hanging="360"/>
+      </w:pPr>
+      <w:rPr>
+        <w:rFonts w:ascii="Wingdings" w:hAnsi="Wingdings" w:hint="default"/>
+        <w:sz w:val="20"/>
+      </w:rPr>
+    </w:lvl>
+  </w:abstractNum>
+  <w:abstractNum w:abstractNumId="1" w15:restartNumberingAfterBreak="0">
+    <w:nsid w:val="7CE70657"/>
+    <w:multiLevelType w:val="multilevel"/>
+    <w:tmpl w:val="C7CC5106"/>
+    <w:lvl w:ilvl="0">
+      <w:start w:val="1"/>
+      <w:numFmt w:val="bullet"/>
+      <w:lvlText w:val=""/>
+      <w:lvlJc w:val="left"/>
+      <w:pPr>
+        <w:tabs>
+          <w:tab w:val="num" w:pos="720"/>
+        </w:tabs>
+        <w:ind w:left="720" w:hanging="360"/>
+      </w:pPr>
+      <w:rPr>
+        <w:rFonts w:ascii="Symbol" w:hAnsi="Symbol" w:hint="default"/>
+        <w:sz w:val="20"/>
+      </w:rPr>
+    </w:lvl>
+    <w:lvl w:ilvl="1" w:tentative="1">
+      <w:start w:val="1"/>
+      <w:numFmt w:val="bullet"/>
+      <w:lvlText w:val="o"/>
+      <w:lvlJc w:val="left"/>
+      <w:pPr>
+        <w:tabs>
+          <w:tab w:val="num" w:pos="1440"/>
+        </w:tabs>
+        <w:ind w:left="1440" w:hanging="360"/>
+      </w:pPr>
+      <w:rPr>
+        <w:rFonts w:ascii="Courier New" w:hAnsi="Courier New" w:hint="default"/>
+        <w:sz w:val="20"/>
+      </w:rPr>
+    </w:lvl>
+    <w:lvl w:ilvl="2" w:tentative="1">
+      <w:start w:val="1"/>
+      <w:numFmt w:val="bullet"/>
+      <w:lvlText w:val=""/>
+      <w:lvlJc w:val="left"/>
+      <w:pPr>
+        <w:tabs>
+          <w:tab w:val="num" w:pos="2160"/>
+        </w:tabs>
+        <w:ind w:left="2160" w:hanging="360"/>
+      </w:pPr>
+      <w:rPr>
+        <w:rFonts w:ascii="Wingdings" w:hAnsi="Wingdings" w:hint="default"/>
+        <w:sz w:val="20"/>
+      </w:rPr>
+    </w:lvl>
+    <w:lvl w:ilvl="3" w:tentative="1">
+      <w:start w:val="1"/>
+      <w:numFmt w:val="bullet"/>
+      <w:lvlText w:val=""/>
+      <w:lvlJc w:val="left"/>
+      <w:pPr>
+        <w:tabs>
+          <w:tab w:val="num" w:pos="2880"/>
+        </w:tabs>
+        <w:ind w:left="2880" w:hanging="360"/>
+      </w:pPr>
+      <w:rPr>
+        <w:rFonts w:ascii="Wingdings" w:hAnsi="Wingdings" w:hint="default"/>
+        <w:sz w:val="20"/>
+      </w:rPr>
+    </w:lvl>
+    <w:lvl w:ilvl="4" w:tentative="1">
+      <w:start w:val="1"/>
+      <w:numFmt w:val="bullet"/>
+      <w:lvlText w:val=""/>
+      <w:lvlJc w:val="left"/>
+      <w:pPr>
+        <w:tabs>
+          <w:tab w:val="num" w:pos="3600"/>
+        </w:tabs>
+        <w:ind w:left="3600" w:hanging="360"/>
+      </w:pPr>
+      <w:rPr>
+        <w:rFonts w:ascii="Wingdings" w:hAnsi="Wingdings" w:hint="default"/>
+        <w:sz w:val="20"/>
+      </w:rPr>
+    </w:lvl>
+    <w:lvl w:ilvl="5" w:tentative="1">
+      <w:start w:val="1"/>
+      <w:numFmt w:val="bullet"/>
+      <w:lvlText w:val=""/>
+      <w:lvlJc w:val="left"/>
+      <w:pPr>
+        <w:tabs>
+          <w:tab w:val="num" w:pos="4320"/>
+        </w:tabs>
+        <w:ind w:left="4320" w:hanging="360"/>
+      </w:pPr>
+      <w:rPr>
+        <w:rFonts w:ascii="Wingdings" w:hAnsi="Wingdings" w:hint="default"/>
+        <w:sz w:val="20"/>
+      </w:rPr>
+    </w:lvl>
+    <w:lvl w:ilvl="6" w:tentative="1">
+      <w:start w:val="1"/>
+      <w:numFmt w:val="bullet"/>
+      <w:lvlText w:val=""/>
+      <w:lvlJc w:val="left"/>
+      <w:pPr>
+        <w:tabs>
+          <w:tab w:val="num" w:pos="5040"/>
+        </w:tabs>
+        <w:ind w:left="5040" w:hanging="360"/>
+      </w:pPr>
+      <w:rPr>
+        <w:rFonts w:ascii="Wingdings" w:hAnsi="Wingdings" w:hint="default"/>
+        <w:sz w:val="20"/>
+      </w:rPr>
+    </w:lvl>
+    <w:lvl w:ilvl="7" w:tentative="1">
+      <w:start w:val="1"/>
+      <w:numFmt w:val="bullet"/>
+      <w:lvlText w:val=""/>
+      <w:lvlJc w:val="left"/>
+      <w:pPr>
+        <w:tabs>
+          <w:tab w:val="num" w:pos="5760"/>
+        </w:tabs>
+        <w:ind w:left="5760" w:hanging="360"/>
+      </w:pPr>
+      <w:rPr>
+        <w:rFonts w:ascii="Wingdings" w:hAnsi="Wingdings" w:hint="default"/>
+        <w:sz w:val="20"/>
+      </w:rPr>
+    </w:lvl>
+    <w:lvl w:ilvl="8" w:tentative="1">
+      <w:start w:val="1"/>
+      <w:numFmt w:val="bullet"/>
+      <w:lvlText w:val=""/>
+      <w:lvlJc w:val="left"/>
+      <w:pPr>
+        <w:tabs>
+          <w:tab w:val="num" w:pos="6480"/>
+        </w:tabs>
+        <w:ind w:left="6480" w:hanging="360"/>
+      </w:pPr>
+      <w:rPr>
+        <w:rFonts w:ascii="Wingdings" w:hAnsi="Wingdings" w:hint="default"/>
+        <w:sz w:val="20"/>
+      </w:rPr>
+    </w:lvl>
+  </w:abstractNum>
+  <w:num w:numId="1" w16cid:durableId="594246777">
+    <w:abstractNumId w:val="0"/>
+  </w:num>
+  <w:num w:numId="2" w16cid:durableId="1588535461">
+    <w:abstractNumId w:val="1"/>
+  </w:num>
+</w:numbering>
 </file>
 
 <file path=word/styles.xml><?xml version="1.0" encoding="utf-8"?>
